--- a/04-需求管理/PRD-线下计划管理-V1.0-20261028.docx
+++ b/04-需求管理/PRD-线下计划管理-V1.0-20261028.docx
@@ -6265,7 +6265,7 @@
         <w:rPr>
           <w:b w:val="0"/>
         </w:rPr>
-        <w:t>演示保留月度和周度草稿、各级待审、驳回、待确认、生效、普通调整、加急调整及历史销量。默认销售归属为休食中心华东区域，月度2027年2月可演示大区审核修订，3月中心、4月严总、5月计划确认；2026年12月有新增线上线下样例中的线下任务，最终以页面可选周期和实际状态为准。各操作会改变本地状态，重新打开不重置已处理记录。</w:t>
+        <w:t>演示保留月度和周度草稿、各级待审、驳回、待确认、生效、普通调整、加急调整及历史销量。默认销售归属为休食中心华东区域，月度2027年2月可演示大区审核修订，3月中心、4月严总、5月计划确认；2026年12月有补充测试任务，最终以页面可选周期和实际状态为准。各操作会改变本地状态，重新打开不重置已处理记录。</w:t>
       </w:r>
     </w:p>
     <w:p>
